--- a/TS-Kramam/TS-6.5/TS 6.5 Sanskrit Krama Paatam Corrections.docx
+++ b/TS-Kramam/TS-6.5/TS 6.5 Sanskrit Krama Paatam Corrections.docx
@@ -235,12 +235,468 @@
       </w:tr>
       <w:tr>
         <w:trPr>
-          <w:trHeight w:val="1814"/>
+          <w:trHeight w:val="1531"/>
         </w:trPr>
         <w:tc>
           <w:tcPr>
             <w:tcW w:w="3877" w:type="dxa"/>
           </w:tcPr>
+          <w:p>
+            <w:pPr>
+              <w:widowControl w:val="0"/>
+              <w:tabs>
+                <w:tab w:val="left" w:pos="993"/>
+              </w:tabs>
+              <w:autoSpaceDE w:val="0"/>
+              <w:autoSpaceDN w:val="0"/>
+              <w:adjustRightInd w:val="0"/>
+              <w:spacing w:before="0" w:line="240" w:lineRule="auto"/>
+              <w:ind w:right="297"/>
+              <w:rPr>
+                <w:rFonts w:cs="Arial"/>
+                <w:b/>
+                <w:sz w:val="28"/>
+                <w:szCs w:val="28"/>
+              </w:rPr>
+            </w:pPr>
+            <w:r>
+              <w:rPr>
+                <w:rFonts w:cs="Arial"/>
+                <w:b/>
+                <w:sz w:val="28"/>
+                <w:szCs w:val="28"/>
+              </w:rPr>
+              <w:t>T.S.6.5.2.2 – Kramam</w:t>
+            </w:r>
+          </w:p>
+          <w:p>
+            <w:pPr>
+              <w:widowControl w:val="0"/>
+              <w:tabs>
+                <w:tab w:val="left" w:pos="993"/>
+              </w:tabs>
+              <w:autoSpaceDE w:val="0"/>
+              <w:autoSpaceDN w:val="0"/>
+              <w:adjustRightInd w:val="0"/>
+              <w:spacing w:before="0" w:line="240" w:lineRule="auto"/>
+              <w:ind w:right="297"/>
+              <w:rPr>
+                <w:rFonts w:cs="Arial"/>
+                <w:b/>
+                <w:sz w:val="28"/>
+                <w:szCs w:val="28"/>
+              </w:rPr>
+            </w:pPr>
+            <w:r>
+              <w:rPr>
+                <w:rFonts w:cs="Arial"/>
+                <w:b/>
+                <w:sz w:val="28"/>
+                <w:szCs w:val="28"/>
+              </w:rPr>
+              <w:t xml:space="preserve">Krama Vaakyam No.– </w:t>
+            </w:r>
+            <w:r>
+              <w:rPr>
+                <w:rFonts w:cs="Arial"/>
+                <w:b/>
+                <w:sz w:val="28"/>
+                <w:szCs w:val="28"/>
+              </w:rPr>
+              <w:t>38</w:t>
+            </w:r>
+          </w:p>
+          <w:p>
+            <w:pPr>
+              <w:widowControl w:val="0"/>
+              <w:tabs>
+                <w:tab w:val="left" w:pos="993"/>
+              </w:tabs>
+              <w:autoSpaceDE w:val="0"/>
+              <w:autoSpaceDN w:val="0"/>
+              <w:adjustRightInd w:val="0"/>
+              <w:spacing w:before="0" w:line="240" w:lineRule="auto"/>
+              <w:ind w:right="297"/>
+              <w:rPr>
+                <w:rFonts w:cs="Arial"/>
+                <w:b/>
+                <w:sz w:val="28"/>
+                <w:szCs w:val="32"/>
+              </w:rPr>
+            </w:pPr>
+            <w:r>
+              <w:rPr>
+                <w:rFonts w:cs="Arial"/>
+                <w:b/>
+                <w:sz w:val="28"/>
+                <w:szCs w:val="28"/>
+              </w:rPr>
+              <w:t>Panchaati No. - 7</w:t>
+            </w:r>
+          </w:p>
+        </w:tc>
+        <w:tc>
+          <w:tcPr>
+            <w:tcW w:w="4738" w:type="dxa"/>
+          </w:tcPr>
+          <w:p>
+            <w:pPr>
+              <w:widowControl w:val="0"/>
+              <w:autoSpaceDE w:val="0"/>
+              <w:autoSpaceDN w:val="0"/>
+              <w:adjustRightInd w:val="0"/>
+              <w:spacing w:before="0" w:line="240" w:lineRule="auto"/>
+              <w:rPr>
+                <w:rFonts w:ascii="BRH Devanagari Extra" w:hAnsi="BRH Devanagari Extra" w:cs="BRH Devanagari Extra"/>
+                <w:sz w:val="40"/>
+                <w:szCs w:val="40"/>
+              </w:rPr>
+            </w:pPr>
+            <w:r>
+              <w:rPr>
+                <w:rFonts w:ascii="BRH Devanagari Extra" w:hAnsi="BRH Devanagari Extra" w:cs="BRH Devanagari Extra"/>
+                <w:sz w:val="40"/>
+                <w:szCs w:val="40"/>
+              </w:rPr>
+              <w:t>kÉëÑ</w:t>
+            </w:r>
+            <w:r>
+              <w:rPr>
+                <w:rFonts w:ascii="BRH Malayalam Extra" w:hAnsi="BRH Malayalam Extra" w:cs="BRH Devanagari Extra"/>
+                <w:b/>
+                <w:sz w:val="32"/>
+                <w:szCs w:val="40"/>
+              </w:rPr>
+              <w:t>–</w:t>
+            </w:r>
+            <w:r>
+              <w:rPr>
+                <w:rFonts w:ascii="BRH Devanagari Extra" w:hAnsi="BRH Devanagari Extra" w:cs="BRH Devanagari Extra"/>
+                <w:sz w:val="40"/>
+                <w:szCs w:val="40"/>
+              </w:rPr>
+              <w:t>uÉxrÉþ kÉëÑuÉ</w:t>
+            </w:r>
+            <w:r>
+              <w:rPr>
+                <w:rFonts w:ascii="BRH Malayalam Extra" w:hAnsi="BRH Malayalam Extra" w:cs="BRH Devanagari Extra"/>
+                <w:b/>
+                <w:sz w:val="32"/>
+                <w:szCs w:val="40"/>
+              </w:rPr>
+              <w:t>–</w:t>
+            </w:r>
+            <w:r>
+              <w:rPr>
+                <w:rFonts w:ascii="BRH Devanagari Extra" w:hAnsi="BRH Devanagari Extra" w:cs="BRH Devanagari Extra"/>
+                <w:sz w:val="40"/>
+                <w:szCs w:val="40"/>
+              </w:rPr>
+              <w:t>iuÉqÉç |</w:t>
+            </w:r>
+            <w:r>
+              <w:rPr>
+                <w:rFonts w:ascii="BRH Devanagari Extra" w:hAnsi="BRH Devanagari Extra" w:cs="BRH Devanagari Extra"/>
+                <w:sz w:val="40"/>
+                <w:szCs w:val="40"/>
+              </w:rPr>
+              <w:t xml:space="preserve"> </w:t>
+            </w:r>
+          </w:p>
+          <w:p>
+            <w:pPr>
+              <w:widowControl w:val="0"/>
+              <w:autoSpaceDE w:val="0"/>
+              <w:autoSpaceDN w:val="0"/>
+              <w:adjustRightInd w:val="0"/>
+              <w:spacing w:before="0" w:line="240" w:lineRule="auto"/>
+              <w:rPr>
+                <w:rFonts w:ascii="BRH Malayalam Extra" w:eastAsia="Times New Roman" w:hAnsi="BRH Malayalam Extra" w:cs="BRH Malayalam Extra"/>
+                <w:color w:val="000000"/>
+                <w:sz w:val="40"/>
+                <w:szCs w:val="40"/>
+                <w:lang w:val="en-IN" w:eastAsia="en-IN" w:bidi="ml-IN"/>
+              </w:rPr>
+            </w:pPr>
+            <w:r>
+              <w:rPr>
+                <w:rFonts w:ascii="BRH Devanagari Extra" w:hAnsi="BRH Devanagari Extra" w:cs="BRH Devanagari Extra"/>
+                <w:color w:val="EE0000"/>
+                <w:sz w:val="40"/>
+                <w:szCs w:val="40"/>
+                <w:highlight w:val="yellow"/>
+              </w:rPr>
+              <w:t>kÉÑ</w:t>
+            </w:r>
+            <w:r>
+              <w:rPr>
+                <w:rFonts w:ascii="BRH Malayalam Extra" w:hAnsi="BRH Malayalam Extra" w:cs="BRH Devanagari Extra"/>
+                <w:b/>
+                <w:color w:val="EE0000"/>
+                <w:sz w:val="32"/>
+                <w:szCs w:val="40"/>
+                <w:highlight w:val="yellow"/>
+              </w:rPr>
+              <w:t>–</w:t>
+            </w:r>
+            <w:r>
+              <w:rPr>
+                <w:rFonts w:ascii="BRH Devanagari Extra" w:hAnsi="BRH Devanagari Extra" w:cs="BRH Devanagari Extra"/>
+                <w:sz w:val="40"/>
+                <w:szCs w:val="40"/>
+              </w:rPr>
+              <w:t>uÉ</w:t>
+            </w:r>
+            <w:r>
+              <w:rPr>
+                <w:rFonts w:ascii="BRH Malayalam Extra" w:hAnsi="BRH Malayalam Extra" w:cs="BRH Devanagari Extra"/>
+                <w:b/>
+                <w:sz w:val="32"/>
+                <w:szCs w:val="40"/>
+              </w:rPr>
+              <w:t>–</w:t>
+            </w:r>
+            <w:r>
+              <w:rPr>
+                <w:rFonts w:ascii="BRH Devanagari Extra" w:hAnsi="BRH Devanagari Extra" w:cs="BRH Devanagari Extra"/>
+                <w:sz w:val="40"/>
+                <w:szCs w:val="40"/>
+              </w:rPr>
+              <w:t>iuÉqÉç ÆrÉiÉç |</w:t>
+            </w:r>
+          </w:p>
+        </w:tc>
+        <w:tc>
+          <w:tcPr>
+            <w:tcW w:w="5220" w:type="dxa"/>
+          </w:tcPr>
+          <w:p>
+            <w:pPr>
+              <w:widowControl w:val="0"/>
+              <w:autoSpaceDE w:val="0"/>
+              <w:autoSpaceDN w:val="0"/>
+              <w:adjustRightInd w:val="0"/>
+              <w:spacing w:before="0" w:line="240" w:lineRule="auto"/>
+              <w:rPr>
+                <w:rFonts w:ascii="BRH Devanagari Extra" w:hAnsi="BRH Devanagari Extra" w:cs="BRH Devanagari Extra"/>
+                <w:sz w:val="40"/>
+                <w:szCs w:val="40"/>
+              </w:rPr>
+            </w:pPr>
+            <w:r>
+              <w:rPr>
+                <w:rFonts w:ascii="BRH Devanagari Extra" w:hAnsi="BRH Devanagari Extra" w:cs="BRH Devanagari Extra"/>
+                <w:sz w:val="40"/>
+                <w:szCs w:val="40"/>
+              </w:rPr>
+              <w:t>kÉëÑ</w:t>
+            </w:r>
+            <w:r>
+              <w:rPr>
+                <w:rFonts w:ascii="BRH Malayalam Extra" w:hAnsi="BRH Malayalam Extra" w:cs="BRH Devanagari Extra"/>
+                <w:b/>
+                <w:sz w:val="32"/>
+                <w:szCs w:val="40"/>
+              </w:rPr>
+              <w:t>–</w:t>
+            </w:r>
+            <w:r>
+              <w:rPr>
+                <w:rFonts w:ascii="BRH Devanagari Extra" w:hAnsi="BRH Devanagari Extra" w:cs="BRH Devanagari Extra"/>
+                <w:sz w:val="40"/>
+                <w:szCs w:val="40"/>
+              </w:rPr>
+              <w:t>uÉxrÉþ kÉëÑuÉ</w:t>
+            </w:r>
+            <w:r>
+              <w:rPr>
+                <w:rFonts w:ascii="BRH Malayalam Extra" w:hAnsi="BRH Malayalam Extra" w:cs="BRH Devanagari Extra"/>
+                <w:b/>
+                <w:sz w:val="32"/>
+                <w:szCs w:val="40"/>
+              </w:rPr>
+              <w:t>–</w:t>
+            </w:r>
+            <w:r>
+              <w:rPr>
+                <w:rFonts w:ascii="BRH Devanagari Extra" w:hAnsi="BRH Devanagari Extra" w:cs="BRH Devanagari Extra"/>
+                <w:sz w:val="40"/>
+                <w:szCs w:val="40"/>
+              </w:rPr>
+              <w:t>iuÉqÉç |</w:t>
+            </w:r>
+            <w:r>
+              <w:rPr>
+                <w:rFonts w:ascii="BRH Devanagari Extra" w:hAnsi="BRH Devanagari Extra" w:cs="BRH Devanagari Extra"/>
+                <w:sz w:val="40"/>
+                <w:szCs w:val="40"/>
+              </w:rPr>
+              <w:t xml:space="preserve"> </w:t>
+            </w:r>
+          </w:p>
+          <w:p>
+            <w:pPr>
+              <w:widowControl w:val="0"/>
+              <w:autoSpaceDE w:val="0"/>
+              <w:autoSpaceDN w:val="0"/>
+              <w:adjustRightInd w:val="0"/>
+              <w:spacing w:before="0" w:line="240" w:lineRule="auto"/>
+              <w:rPr>
+                <w:rFonts w:ascii="BRH Malayalam Extra" w:eastAsia="Times New Roman" w:hAnsi="BRH Malayalam Extra" w:cs="BRH Malayalam Extra"/>
+                <w:color w:val="000000"/>
+                <w:sz w:val="40"/>
+                <w:szCs w:val="40"/>
+                <w:lang w:val="en-IN" w:eastAsia="en-IN" w:bidi="ml-IN"/>
+              </w:rPr>
+            </w:pPr>
+            <w:r>
+              <w:rPr>
+                <w:rFonts w:ascii="BRH Devanagari Extra" w:hAnsi="BRH Devanagari Extra" w:cs="BRH Devanagari Extra"/>
+                <w:sz w:val="40"/>
+                <w:szCs w:val="40"/>
+                <w:highlight w:val="green"/>
+              </w:rPr>
+              <w:t>kÉ</w:t>
+            </w:r>
+            <w:r>
+              <w:rPr>
+                <w:rFonts w:ascii="BRH Devanagari Extra" w:hAnsi="BRH Devanagari Extra" w:cs="BRH Devanagari Extra"/>
+                <w:sz w:val="40"/>
+                <w:szCs w:val="40"/>
+              </w:rPr>
+              <w:t>ëÑ</w:t>
+            </w:r>
+            <w:r>
+              <w:rPr>
+                <w:rFonts w:ascii="BRH Malayalam Extra" w:hAnsi="BRH Malayalam Extra" w:cs="BRH Devanagari Extra"/>
+                <w:b/>
+                <w:sz w:val="32"/>
+                <w:szCs w:val="40"/>
+              </w:rPr>
+              <w:t>–</w:t>
+            </w:r>
+            <w:r>
+              <w:rPr>
+                <w:rFonts w:ascii="BRH Devanagari Extra" w:hAnsi="BRH Devanagari Extra" w:cs="BRH Devanagari Extra"/>
+                <w:sz w:val="40"/>
+                <w:szCs w:val="40"/>
+              </w:rPr>
+              <w:t>uÉ</w:t>
+            </w:r>
+            <w:r>
+              <w:rPr>
+                <w:rFonts w:ascii="BRH Malayalam Extra" w:hAnsi="BRH Malayalam Extra" w:cs="BRH Devanagari Extra"/>
+                <w:b/>
+                <w:sz w:val="32"/>
+                <w:szCs w:val="40"/>
+              </w:rPr>
+              <w:t>–</w:t>
+            </w:r>
+            <w:r>
+              <w:rPr>
+                <w:rFonts w:ascii="BRH Devanagari Extra" w:hAnsi="BRH Devanagari Extra" w:cs="BRH Devanagari Extra"/>
+                <w:sz w:val="40"/>
+                <w:szCs w:val="40"/>
+              </w:rPr>
+              <w:t>iuÉqÉç ÆrÉiÉç |</w:t>
+            </w:r>
+          </w:p>
+        </w:tc>
+      </w:tr>
+      <w:tr>
+        <w:trPr>
+          <w:trHeight w:val="1117"/>
+        </w:trPr>
+        <w:tc>
+          <w:tcPr>
+            <w:tcW w:w="3877" w:type="dxa"/>
+          </w:tcPr>
+          <w:p>
+            <w:pPr>
+              <w:widowControl w:val="0"/>
+              <w:tabs>
+                <w:tab w:val="left" w:pos="993"/>
+              </w:tabs>
+              <w:autoSpaceDE w:val="0"/>
+              <w:autoSpaceDN w:val="0"/>
+              <w:adjustRightInd w:val="0"/>
+              <w:spacing w:before="0" w:line="240" w:lineRule="auto"/>
+              <w:ind w:right="297"/>
+              <w:rPr>
+                <w:rFonts w:cs="Arial"/>
+                <w:b/>
+                <w:sz w:val="28"/>
+                <w:szCs w:val="28"/>
+              </w:rPr>
+            </w:pPr>
+            <w:r>
+              <w:rPr>
+                <w:rFonts w:cs="Arial"/>
+                <w:b/>
+                <w:sz w:val="28"/>
+                <w:szCs w:val="28"/>
+              </w:rPr>
+              <w:t>T.S.6.5.</w:t>
+            </w:r>
+            <w:r>
+              <w:rPr>
+                <w:rFonts w:cs="Arial"/>
+                <w:b/>
+                <w:sz w:val="28"/>
+                <w:szCs w:val="28"/>
+              </w:rPr>
+              <w:t>10.3</w:t>
+            </w:r>
+            <w:r>
+              <w:rPr>
+                <w:rFonts w:cs="Arial"/>
+                <w:b/>
+                <w:sz w:val="28"/>
+                <w:szCs w:val="28"/>
+              </w:rPr>
+              <w:t xml:space="preserve"> – Kramam</w:t>
+            </w:r>
+          </w:p>
+          <w:p>
+            <w:pPr>
+              <w:widowControl w:val="0"/>
+              <w:tabs>
+                <w:tab w:val="left" w:pos="993"/>
+              </w:tabs>
+              <w:autoSpaceDE w:val="0"/>
+              <w:autoSpaceDN w:val="0"/>
+              <w:adjustRightInd w:val="0"/>
+              <w:spacing w:before="0" w:line="240" w:lineRule="auto"/>
+              <w:ind w:right="297"/>
+              <w:rPr>
+                <w:rFonts w:cs="Arial"/>
+                <w:b/>
+                <w:sz w:val="28"/>
+                <w:szCs w:val="28"/>
+                <w:lang w:val="it-IT"/>
+              </w:rPr>
+            </w:pPr>
+            <w:r>
+              <w:rPr>
+                <w:rFonts w:cs="Arial"/>
+                <w:b/>
+                <w:sz w:val="28"/>
+                <w:szCs w:val="28"/>
+                <w:lang w:val="it-IT"/>
+              </w:rPr>
+              <w:t xml:space="preserve">Krama Vaakyam No.– </w:t>
+            </w:r>
+            <w:r>
+              <w:rPr>
+                <w:rFonts w:cs="Arial"/>
+                <w:b/>
+                <w:sz w:val="28"/>
+                <w:szCs w:val="28"/>
+                <w:lang w:val="it-IT"/>
+              </w:rPr>
+              <w:t>41</w:t>
+            </w:r>
+          </w:p>
           <w:p>
             <w:pPr>
               <w:widowControl w:val="0"/>
@@ -257,6 +713,7 @@
                 <w:b/>
                 <w:sz w:val="28"/>
                 <w:szCs w:val="28"/>
+                <w:lang w:val="it-IT"/>
               </w:rPr>
             </w:pPr>
             <w:r>
@@ -265,73 +722,29 @@
                 <w:b/>
                 <w:sz w:val="28"/>
                 <w:szCs w:val="28"/>
-              </w:rPr>
-              <w:t>T.S.6.5.2.2 – Kramam</w:t>
-            </w:r>
-          </w:p>
-          <w:p>
-            <w:pPr>
-              <w:widowControl w:val="0"/>
-              <w:tabs>
-                <w:tab w:val="left" w:pos="993"/>
-              </w:tabs>
-              <w:autoSpaceDE w:val="0"/>
-              <w:autoSpaceDN w:val="0"/>
-              <w:adjustRightInd w:val="0"/>
-              <w:spacing w:before="0" w:line="252" w:lineRule="auto"/>
-              <w:ind w:right="297"/>
+                <w:lang w:val="it-IT"/>
+              </w:rPr>
+              <w:t xml:space="preserve">Panchaati No. - </w:t>
+            </w:r>
+            <w:r>
               <w:rPr>
                 <w:rFonts w:cs="Arial"/>
                 <w:b/>
                 <w:sz w:val="28"/>
                 <w:szCs w:val="28"/>
-              </w:rPr>
-            </w:pPr>
+                <w:lang w:val="it-IT"/>
+              </w:rPr>
+              <w:t>3</w:t>
+            </w:r>
             <w:r>
               <w:rPr>
                 <w:rFonts w:cs="Arial"/>
                 <w:b/>
                 <w:sz w:val="28"/>
                 <w:szCs w:val="28"/>
-              </w:rPr>
-              <w:t xml:space="preserve">Krama Vaakyam No.– </w:t>
-            </w:r>
-            <w:r>
-              <w:rPr>
-                <w:rFonts w:cs="Arial"/>
-                <w:b/>
-                <w:sz w:val="28"/>
-                <w:szCs w:val="28"/>
-              </w:rPr>
-              <w:t>38</w:t>
-            </w:r>
-          </w:p>
-          <w:p>
-            <w:pPr>
-              <w:widowControl w:val="0"/>
-              <w:tabs>
-                <w:tab w:val="left" w:pos="993"/>
-              </w:tabs>
-              <w:autoSpaceDE w:val="0"/>
-              <w:autoSpaceDN w:val="0"/>
-              <w:adjustRightInd w:val="0"/>
-              <w:spacing w:before="0" w:line="252" w:lineRule="auto"/>
-              <w:ind w:right="297"/>
-              <w:rPr>
-                <w:rFonts w:cs="Arial"/>
-                <w:b/>
-                <w:sz w:val="28"/>
-                <w:szCs w:val="32"/>
-              </w:rPr>
-            </w:pPr>
-            <w:r>
-              <w:rPr>
-                <w:rFonts w:cs="Arial"/>
-                <w:b/>
-                <w:sz w:val="28"/>
-                <w:szCs w:val="28"/>
-              </w:rPr>
-              <w:t>Panchaati No. - 7</w:t>
+                <w:lang w:val="it-IT"/>
+              </w:rPr>
+              <w:t>8</w:t>
             </w:r>
           </w:p>
         </w:tc>
@@ -358,111 +771,83 @@
                 <w:sz w:val="40"/>
                 <w:szCs w:val="40"/>
               </w:rPr>
-              <w:t>kÉëÑ</w:t>
-            </w:r>
-            <w:r>
-              <w:rPr>
-                <w:rFonts w:ascii="BRH Malayalam Extra" w:hAnsi="BRH Malayalam Extra" w:cs="BRH Devanagari Extra"/>
-                <w:b/>
-                <w:sz w:val="32"/>
-                <w:szCs w:val="40"/>
-              </w:rPr>
-              <w:t>–</w:t>
-            </w:r>
-            <w:r>
-              <w:rPr>
-                <w:rFonts w:ascii="BRH Devanagari Extra" w:hAnsi="BRH Devanagari Extra" w:cs="BRH Devanagari Extra"/>
-                <w:sz w:val="40"/>
-                <w:szCs w:val="40"/>
-              </w:rPr>
-              <w:t>uÉxrÉþ kÉëÑuÉ</w:t>
-            </w:r>
-            <w:r>
-              <w:rPr>
-                <w:rFonts w:ascii="BRH Malayalam Extra" w:hAnsi="BRH Malayalam Extra" w:cs="BRH Devanagari Extra"/>
-                <w:b/>
-                <w:sz w:val="32"/>
-                <w:szCs w:val="40"/>
-              </w:rPr>
-              <w:t>–</w:t>
-            </w:r>
-            <w:r>
-              <w:rPr>
-                <w:rFonts w:ascii="BRH Devanagari Extra" w:hAnsi="BRH Devanagari Extra" w:cs="BRH Devanagari Extra"/>
-                <w:sz w:val="40"/>
-                <w:szCs w:val="40"/>
-              </w:rPr>
-              <w:t>iuÉqÉç |</w:t>
-            </w:r>
-            <w:r>
-              <w:rPr>
-                <w:rFonts w:ascii="BRH Devanagari Extra" w:hAnsi="BRH Devanagari Extra" w:cs="BRH Devanagari Extra"/>
-                <w:sz w:val="40"/>
-                <w:szCs w:val="40"/>
-              </w:rPr>
-              <w:t xml:space="preserve"> </w:t>
-            </w:r>
-          </w:p>
-          <w:p>
-            <w:pPr>
-              <w:widowControl w:val="0"/>
-              <w:autoSpaceDE w:val="0"/>
-              <w:autoSpaceDN w:val="0"/>
-              <w:adjustRightInd w:val="0"/>
-              <w:spacing w:before="0" w:line="240" w:lineRule="auto"/>
-              <w:rPr>
-                <w:rFonts w:ascii="BRH Malayalam Extra" w:eastAsia="Times New Roman" w:hAnsi="BRH Malayalam Extra" w:cs="BRH Malayalam Extra"/>
-                <w:color w:val="000000"/>
-                <w:sz w:val="40"/>
-                <w:szCs w:val="40"/>
-                <w:lang w:val="en-IN" w:eastAsia="en-IN" w:bidi="ml-IN"/>
-              </w:rPr>
-            </w:pPr>
-            <w:r>
-              <w:rPr>
-                <w:rFonts w:ascii="BRH Devanagari Extra" w:hAnsi="BRH Devanagari Extra" w:cs="BRH Devanagari Extra"/>
-                <w:color w:val="EE0000"/>
+              <w:t>AÉ</w:t>
+            </w:r>
+            <w:r>
+              <w:rPr>
+                <w:rFonts w:ascii="BRH Malayalam Extra" w:hAnsi="BRH Malayalam Extra" w:cs="BRH Devanagari Extra"/>
+                <w:b/>
+                <w:sz w:val="32"/>
+                <w:szCs w:val="40"/>
+              </w:rPr>
+              <w:t>–</w:t>
+            </w:r>
+            <w:r>
+              <w:rPr>
+                <w:rFonts w:ascii="BRH Devanagari Extra" w:hAnsi="BRH Devanagari Extra" w:cs="BRH Devanagari Extra"/>
+                <w:sz w:val="40"/>
+                <w:szCs w:val="40"/>
+              </w:rPr>
+              <w:t>™irÉ</w:t>
+            </w:r>
+            <w:r>
+              <w:rPr>
+                <w:rFonts w:ascii="BRH Malayalam Extra" w:hAnsi="BRH Malayalam Extra" w:cs="BRH Devanagari Extra"/>
+                <w:b/>
+                <w:sz w:val="32"/>
+                <w:szCs w:val="40"/>
+              </w:rPr>
+              <w:t>–</w:t>
+            </w:r>
+            <w:r>
+              <w:rPr>
+                <w:rFonts w:ascii="BRH Devanagari Extra" w:hAnsi="BRH Devanagari Extra" w:cs="BRH Devanagari Extra"/>
+                <w:sz w:val="40"/>
+                <w:szCs w:val="40"/>
+              </w:rPr>
+              <w:t xml:space="preserve"> mÉë | AÉ</w:t>
+            </w:r>
+            <w:r>
+              <w:rPr>
+                <w:rFonts w:ascii="BRH Malayalam Extra" w:hAnsi="BRH Malayalam Extra" w:cs="BRH Devanagari Extra"/>
+                <w:b/>
+                <w:sz w:val="32"/>
+                <w:szCs w:val="40"/>
+              </w:rPr>
+              <w:t>–</w:t>
+            </w:r>
+            <w:r>
+              <w:rPr>
+                <w:rFonts w:ascii="BRH Devanagari Extra" w:hAnsi="BRH Devanagari Extra" w:cs="BRH Devanagari Extra"/>
+                <w:sz w:val="40"/>
+                <w:szCs w:val="40"/>
+              </w:rPr>
+              <w:t>™</w:t>
+            </w:r>
+            <w:r>
+              <w:rPr>
+                <w:rFonts w:ascii="BRH Devanagari Extra" w:hAnsi="BRH Devanagari Extra" w:cs="BRH Devanagari Extra"/>
                 <w:sz w:val="40"/>
                 <w:szCs w:val="40"/>
                 <w:highlight w:val="yellow"/>
               </w:rPr>
-              <w:t>kÉÑ</w:t>
-            </w:r>
-            <w:r>
-              <w:rPr>
-                <w:rFonts w:ascii="BRH Malayalam Extra" w:hAnsi="BRH Malayalam Extra" w:cs="BRH Devanagari Extra"/>
-                <w:b/>
-                <w:color w:val="EE0000"/>
-                <w:sz w:val="32"/>
-                <w:szCs w:val="40"/>
-                <w:highlight w:val="yellow"/>
-              </w:rPr>
-              <w:t>–</w:t>
-            </w:r>
-            <w:r>
-              <w:rPr>
-                <w:rFonts w:ascii="BRH Devanagari Extra" w:hAnsi="BRH Devanagari Extra" w:cs="BRH Devanagari Extra"/>
-                <w:sz w:val="40"/>
-                <w:szCs w:val="40"/>
-              </w:rPr>
-              <w:t>uÉ</w:t>
-            </w:r>
-            <w:r>
-              <w:rPr>
-                <w:rFonts w:ascii="BRH Malayalam Extra" w:hAnsi="BRH Malayalam Extra" w:cs="BRH Devanagari Extra"/>
-                <w:b/>
-                <w:sz w:val="32"/>
-                <w:szCs w:val="40"/>
-              </w:rPr>
-              <w:t>–</w:t>
-            </w:r>
-            <w:r>
-              <w:rPr>
-                <w:rFonts w:ascii="BRH Devanagari Extra" w:hAnsi="BRH Devanagari Extra" w:cs="BRH Devanagari Extra"/>
-                <w:sz w:val="40"/>
-                <w:szCs w:val="40"/>
-              </w:rPr>
-              <w:t>iuÉqÉç ÆrÉiÉç |</w:t>
+              <w:t>iÉ</w:t>
+            </w:r>
+            <w:r>
+              <w:rPr>
+                <w:rFonts w:ascii="BRH Devanagari RN" w:hAnsi="BRH Devanagari RN" w:cs="BRH Devanagari Extra"/>
+                <w:sz w:val="40"/>
+                <w:szCs w:val="40"/>
+              </w:rPr>
+              <w:t>å</w:t>
+            </w:r>
+            <w:r>
+              <w:rPr>
+                <w:rFonts w:ascii="BRH Devanagari Extra" w:hAnsi="BRH Devanagari Extra" w:cs="BRH Devanagari Extra"/>
+                <w:sz w:val="40"/>
+                <w:szCs w:val="40"/>
+              </w:rPr>
+              <w:t>irÉÉÿ - ™irÉþ |</w:t>
             </w:r>
           </w:p>
         </w:tc>
@@ -489,66 +874,59 @@
                 <w:sz w:val="40"/>
                 <w:szCs w:val="40"/>
               </w:rPr>
-              <w:t>kÉëÑ</w:t>
-            </w:r>
-            <w:r>
-              <w:rPr>
-                <w:rFonts w:ascii="BRH Malayalam Extra" w:hAnsi="BRH Malayalam Extra" w:cs="BRH Devanagari Extra"/>
-                <w:b/>
-                <w:sz w:val="32"/>
-                <w:szCs w:val="40"/>
-              </w:rPr>
-              <w:t>–</w:t>
-            </w:r>
-            <w:r>
-              <w:rPr>
-                <w:rFonts w:ascii="BRH Devanagari Extra" w:hAnsi="BRH Devanagari Extra" w:cs="BRH Devanagari Extra"/>
-                <w:sz w:val="40"/>
-                <w:szCs w:val="40"/>
-              </w:rPr>
-              <w:t>uÉxrÉþ kÉëÑuÉ</w:t>
-            </w:r>
-            <w:r>
-              <w:rPr>
-                <w:rFonts w:ascii="BRH Malayalam Extra" w:hAnsi="BRH Malayalam Extra" w:cs="BRH Devanagari Extra"/>
-                <w:b/>
-                <w:sz w:val="32"/>
-                <w:szCs w:val="40"/>
-              </w:rPr>
-              <w:t>–</w:t>
-            </w:r>
-            <w:r>
-              <w:rPr>
-                <w:rFonts w:ascii="BRH Devanagari Extra" w:hAnsi="BRH Devanagari Extra" w:cs="BRH Devanagari Extra"/>
-                <w:sz w:val="40"/>
-                <w:szCs w:val="40"/>
-              </w:rPr>
-              <w:t>iuÉqÉç |</w:t>
-            </w:r>
-            <w:r>
-              <w:rPr>
-                <w:rFonts w:ascii="BRH Devanagari Extra" w:hAnsi="BRH Devanagari Extra" w:cs="BRH Devanagari Extra"/>
-                <w:sz w:val="40"/>
-                <w:szCs w:val="40"/>
-              </w:rPr>
-              <w:t xml:space="preserve"> </w:t>
-            </w:r>
-          </w:p>
-          <w:p>
-            <w:pPr>
-              <w:widowControl w:val="0"/>
-              <w:autoSpaceDE w:val="0"/>
-              <w:autoSpaceDN w:val="0"/>
-              <w:adjustRightInd w:val="0"/>
-              <w:spacing w:before="0" w:line="240" w:lineRule="auto"/>
-              <w:rPr>
-                <w:rFonts w:ascii="BRH Malayalam Extra" w:eastAsia="Times New Roman" w:hAnsi="BRH Malayalam Extra" w:cs="BRH Malayalam Extra"/>
-                <w:color w:val="000000"/>
-                <w:sz w:val="40"/>
-                <w:szCs w:val="40"/>
-                <w:lang w:val="en-IN" w:eastAsia="en-IN" w:bidi="ml-IN"/>
-              </w:rPr>
-            </w:pPr>
+              <w:t>AÉ</w:t>
+            </w:r>
+            <w:r>
+              <w:rPr>
+                <w:rFonts w:ascii="BRH Malayalam Extra" w:hAnsi="BRH Malayalam Extra" w:cs="BRH Devanagari Extra"/>
+                <w:b/>
+                <w:sz w:val="32"/>
+                <w:szCs w:val="40"/>
+              </w:rPr>
+              <w:t>–</w:t>
+            </w:r>
+            <w:r>
+              <w:rPr>
+                <w:rFonts w:ascii="BRH Devanagari Extra" w:hAnsi="BRH Devanagari Extra" w:cs="BRH Devanagari Extra"/>
+                <w:sz w:val="40"/>
+                <w:szCs w:val="40"/>
+              </w:rPr>
+              <w:t>™irÉ</w:t>
+            </w:r>
+            <w:r>
+              <w:rPr>
+                <w:rFonts w:ascii="BRH Malayalam Extra" w:hAnsi="BRH Malayalam Extra" w:cs="BRH Devanagari Extra"/>
+                <w:b/>
+                <w:sz w:val="32"/>
+                <w:szCs w:val="40"/>
+              </w:rPr>
+              <w:t>–</w:t>
+            </w:r>
+            <w:r>
+              <w:rPr>
+                <w:rFonts w:ascii="BRH Devanagari Extra" w:hAnsi="BRH Devanagari Extra" w:cs="BRH Devanagari Extra"/>
+                <w:sz w:val="40"/>
+                <w:szCs w:val="40"/>
+              </w:rPr>
+              <w:t xml:space="preserve"> mÉë | AÉ</w:t>
+            </w:r>
+            <w:r>
+              <w:rPr>
+                <w:rFonts w:ascii="BRH Malayalam Extra" w:hAnsi="BRH Malayalam Extra" w:cs="BRH Devanagari Extra"/>
+                <w:b/>
+                <w:sz w:val="32"/>
+                <w:szCs w:val="40"/>
+              </w:rPr>
+              <w:t>–</w:t>
+            </w:r>
+            <w:r>
+              <w:rPr>
+                <w:rFonts w:ascii="BRH Devanagari Extra" w:hAnsi="BRH Devanagari Extra" w:cs="BRH Devanagari Extra"/>
+                <w:sz w:val="40"/>
+                <w:szCs w:val="40"/>
+              </w:rPr>
+              <w:t>™</w:t>
+            </w:r>
             <w:r>
               <w:rPr>
                 <w:rFonts w:ascii="BRH Devanagari Extra" w:hAnsi="BRH Devanagari Extra" w:cs="BRH Devanagari Extra"/>
@@ -556,49 +934,31 @@
                 <w:szCs w:val="40"/>
                 <w:highlight w:val="green"/>
               </w:rPr>
-              <w:t>kÉ</w:t>
-            </w:r>
-            <w:r>
-              <w:rPr>
-                <w:rFonts w:ascii="BRH Devanagari Extra" w:hAnsi="BRH Devanagari Extra" w:cs="BRH Devanagari Extra"/>
-                <w:sz w:val="40"/>
-                <w:szCs w:val="40"/>
-              </w:rPr>
-              <w:t>ëÑ</w:t>
-            </w:r>
-            <w:r>
-              <w:rPr>
-                <w:rFonts w:ascii="BRH Malayalam Extra" w:hAnsi="BRH Malayalam Extra" w:cs="BRH Devanagari Extra"/>
-                <w:b/>
-                <w:sz w:val="32"/>
-                <w:szCs w:val="40"/>
-              </w:rPr>
-              <w:t>–</w:t>
-            </w:r>
-            <w:r>
-              <w:rPr>
-                <w:rFonts w:ascii="BRH Devanagari Extra" w:hAnsi="BRH Devanagari Extra" w:cs="BRH Devanagari Extra"/>
-                <w:sz w:val="40"/>
-                <w:szCs w:val="40"/>
-              </w:rPr>
-              <w:t>uÉ</w:t>
-            </w:r>
-            <w:r>
-              <w:rPr>
-                <w:rFonts w:ascii="BRH Malayalam Extra" w:hAnsi="BRH Malayalam Extra" w:cs="BRH Devanagari Extra"/>
-                <w:b/>
-                <w:sz w:val="32"/>
-                <w:szCs w:val="40"/>
-              </w:rPr>
-              <w:t>–</w:t>
-            </w:r>
-            <w:r>
-              <w:rPr>
-                <w:rFonts w:ascii="BRH Devanagari Extra" w:hAnsi="BRH Devanagari Extra" w:cs="BRH Devanagari Extra"/>
-                <w:sz w:val="40"/>
-                <w:szCs w:val="40"/>
-              </w:rPr>
-              <w:t>iuÉqÉç ÆrÉiÉç |</w:t>
+              <w:t>ir</w:t>
+            </w:r>
+            <w:r>
+              <w:rPr>
+                <w:rFonts w:ascii="BRH Devanagari Extra" w:hAnsi="BRH Devanagari Extra" w:cs="BRH Devanagari Extra"/>
+                <w:sz w:val="40"/>
+                <w:szCs w:val="40"/>
+              </w:rPr>
+              <w:t>É</w:t>
+            </w:r>
+            <w:r>
+              <w:rPr>
+                <w:rFonts w:ascii="BRH Devanagari RN" w:hAnsi="BRH Devanagari RN" w:cs="BRH Devanagari Extra"/>
+                <w:sz w:val="40"/>
+                <w:szCs w:val="40"/>
+              </w:rPr>
+              <w:t>å</w:t>
+            </w:r>
+            <w:r>
+              <w:rPr>
+                <w:rFonts w:ascii="BRH Devanagari Extra" w:hAnsi="BRH Devanagari Extra" w:cs="BRH Devanagari Extra"/>
+                <w:sz w:val="40"/>
+                <w:szCs w:val="40"/>
+              </w:rPr>
+              <w:t>irÉÉÿ - ™irÉþ |</w:t>
             </w:r>
           </w:p>
         </w:tc>
@@ -1452,7 +1812,6 @@
           <w:b/>
           <w:bCs/>
         </w:rPr>
-        <w:lastRenderedPageBreak/>
         <w:t>(ignore those which are already incorporated in your book’s version and date)</w:t>
       </w:r>
     </w:p>
@@ -3174,6 +3533,7 @@
                 <w:sz w:val="28"/>
                 <w:szCs w:val="32"/>
               </w:rPr>
+              <w:lastRenderedPageBreak/>
               <w:t>T.S.6.5.7.1 – Kramam</w:t>
             </w:r>
           </w:p>
@@ -3579,7 +3939,6 @@
                 <w:sz w:val="28"/>
                 <w:szCs w:val="32"/>
               </w:rPr>
-              <w:lastRenderedPageBreak/>
               <w:t>T.S.6.5.7.2 – Kramam</w:t>
             </w:r>
           </w:p>
@@ -5975,6 +6334,7 @@
                 <w:sz w:val="28"/>
                 <w:szCs w:val="32"/>
               </w:rPr>
+              <w:lastRenderedPageBreak/>
               <w:t>T.S.6.5.8.5 – Kramam</w:t>
             </w:r>
           </w:p>
@@ -6491,7 +6851,6 @@
                 <w:sz w:val="28"/>
                 <w:szCs w:val="32"/>
               </w:rPr>
-              <w:lastRenderedPageBreak/>
               <w:t>T.S.6.5.9.4 – Kramam</w:t>
             </w:r>
           </w:p>

--- a/TS-Kramam/TS-6.5/TS 6.5 Sanskrit Krama Paatam Corrections.docx
+++ b/TS-Kramam/TS-6.5/TS 6.5 Sanskrit Krama Paatam Corrections.docx
@@ -81,19 +81,27 @@
           <w:szCs w:val="32"/>
           <w:u w:val="single"/>
         </w:rPr>
-        <w:t xml:space="preserve">Observed till </w:t>
+        <w:t xml:space="preserve">Observed </w:t>
       </w:r>
       <w:r>
         <w:rPr>
           <w:b/>
           <w:bCs/>
-          <w:color w:val="EE0000"/>
           <w:sz w:val="32"/>
           <w:szCs w:val="32"/>
-          <w:highlight w:val="yellow"/>
           <w:u w:val="single"/>
         </w:rPr>
-        <w:t>xxxxxxxxx</w:t>
+        <w:t xml:space="preserve">till </w:t>
+      </w:r>
+      <w:r>
+        <w:rPr>
+          <w:b/>
+          <w:bCs/>
+          <w:sz w:val="32"/>
+          <w:szCs w:val="32"/>
+          <w:u w:val="single"/>
+        </w:rPr>
+        <w:t>31st Oct 2026</w:t>
       </w:r>
     </w:p>
     <w:p>
@@ -673,7 +681,7 @@
                 <w:b/>
                 <w:sz w:val="28"/>
                 <w:szCs w:val="28"/>
-                <w:lang w:val="it-IT"/>
+                <w:lang w:val="en-IN"/>
               </w:rPr>
             </w:pPr>
             <w:r>
@@ -682,19 +690,9 @@
                 <w:b/>
                 <w:sz w:val="28"/>
                 <w:szCs w:val="28"/>
-                <w:lang w:val="it-IT"/>
-              </w:rPr>
-              <w:t xml:space="preserve">Krama Vaakyam No.– </w:t>
-            </w:r>
-            <w:r>
-              <w:rPr>
-                <w:rFonts w:cs="Arial"/>
-                <w:b/>
-                <w:sz w:val="28"/>
-                <w:szCs w:val="28"/>
-                <w:lang w:val="it-IT"/>
-              </w:rPr>
-              <w:t>41</w:t>
+                <w:lang w:val="en-IN"/>
+              </w:rPr>
+              <w:t>Krama Vaakyam No.– 41</w:t>
             </w:r>
           </w:p>
           <w:p>
@@ -724,17 +722,7 @@
                 <w:szCs w:val="28"/>
                 <w:lang w:val="it-IT"/>
               </w:rPr>
-              <w:t xml:space="preserve">Panchaati No. - </w:t>
-            </w:r>
-            <w:r>
-              <w:rPr>
-                <w:rFonts w:cs="Arial"/>
-                <w:b/>
-                <w:sz w:val="28"/>
-                <w:szCs w:val="28"/>
-                <w:lang w:val="it-IT"/>
-              </w:rPr>
-              <w:t>3</w:t>
+              <w:t>Panchaati No. - 3</w:t>
             </w:r>
             <w:r>
               <w:rPr>
@@ -763,13 +751,15 @@
                 <w:rFonts w:ascii="BRH Devanagari Extra" w:hAnsi="BRH Devanagari Extra" w:cs="BRH Devanagari Extra"/>
                 <w:sz w:val="40"/>
                 <w:szCs w:val="40"/>
-              </w:rPr>
-            </w:pPr>
-            <w:r>
-              <w:rPr>
-                <w:rFonts w:ascii="BRH Devanagari Extra" w:hAnsi="BRH Devanagari Extra" w:cs="BRH Devanagari Extra"/>
-                <w:sz w:val="40"/>
-                <w:szCs w:val="40"/>
+                <w:lang w:val="it-IT"/>
+              </w:rPr>
+            </w:pPr>
+            <w:r>
+              <w:rPr>
+                <w:rFonts w:ascii="BRH Devanagari Extra" w:hAnsi="BRH Devanagari Extra" w:cs="BRH Devanagari Extra"/>
+                <w:sz w:val="40"/>
+                <w:szCs w:val="40"/>
+                <w:lang w:val="it-IT"/>
               </w:rPr>
               <w:t>AÉ</w:t>
             </w:r>
@@ -779,14 +769,16 @@
                 <w:b/>
                 <w:sz w:val="32"/>
                 <w:szCs w:val="40"/>
-              </w:rPr>
-              <w:t>–</w:t>
-            </w:r>
-            <w:r>
-              <w:rPr>
-                <w:rFonts w:ascii="BRH Devanagari Extra" w:hAnsi="BRH Devanagari Extra" w:cs="BRH Devanagari Extra"/>
-                <w:sz w:val="40"/>
-                <w:szCs w:val="40"/>
+                <w:lang w:val="it-IT"/>
+              </w:rPr>
+              <w:t>–</w:t>
+            </w:r>
+            <w:r>
+              <w:rPr>
+                <w:rFonts w:ascii="BRH Devanagari Extra" w:hAnsi="BRH Devanagari Extra" w:cs="BRH Devanagari Extra"/>
+                <w:sz w:val="40"/>
+                <w:szCs w:val="40"/>
+                <w:lang w:val="it-IT"/>
               </w:rPr>
               <w:t>™irÉ</w:t>
             </w:r>
@@ -796,14 +788,16 @@
                 <w:b/>
                 <w:sz w:val="32"/>
                 <w:szCs w:val="40"/>
-              </w:rPr>
-              <w:t>–</w:t>
-            </w:r>
-            <w:r>
-              <w:rPr>
-                <w:rFonts w:ascii="BRH Devanagari Extra" w:hAnsi="BRH Devanagari Extra" w:cs="BRH Devanagari Extra"/>
-                <w:sz w:val="40"/>
-                <w:szCs w:val="40"/>
+                <w:lang w:val="it-IT"/>
+              </w:rPr>
+              <w:t>–</w:t>
+            </w:r>
+            <w:r>
+              <w:rPr>
+                <w:rFonts w:ascii="BRH Devanagari Extra" w:hAnsi="BRH Devanagari Extra" w:cs="BRH Devanagari Extra"/>
+                <w:sz w:val="40"/>
+                <w:szCs w:val="40"/>
+                <w:lang w:val="it-IT"/>
               </w:rPr>
               <w:t xml:space="preserve"> mÉë | AÉ</w:t>
             </w:r>
@@ -813,14 +807,16 @@
                 <w:b/>
                 <w:sz w:val="32"/>
                 <w:szCs w:val="40"/>
-              </w:rPr>
-              <w:t>–</w:t>
-            </w:r>
-            <w:r>
-              <w:rPr>
-                <w:rFonts w:ascii="BRH Devanagari Extra" w:hAnsi="BRH Devanagari Extra" w:cs="BRH Devanagari Extra"/>
-                <w:sz w:val="40"/>
-                <w:szCs w:val="40"/>
+                <w:lang w:val="it-IT"/>
+              </w:rPr>
+              <w:t>–</w:t>
+            </w:r>
+            <w:r>
+              <w:rPr>
+                <w:rFonts w:ascii="BRH Devanagari Extra" w:hAnsi="BRH Devanagari Extra" w:cs="BRH Devanagari Extra"/>
+                <w:sz w:val="40"/>
+                <w:szCs w:val="40"/>
+                <w:lang w:val="it-IT"/>
               </w:rPr>
               <w:t>™</w:t>
             </w:r>
@@ -830,6 +826,7 @@
                 <w:sz w:val="40"/>
                 <w:szCs w:val="40"/>
                 <w:highlight w:val="yellow"/>
+                <w:lang w:val="it-IT"/>
               </w:rPr>
               <w:t>iÉ</w:t>
             </w:r>
@@ -838,6 +835,7 @@
                 <w:rFonts w:ascii="BRH Devanagari RN" w:hAnsi="BRH Devanagari RN" w:cs="BRH Devanagari Extra"/>
                 <w:sz w:val="40"/>
                 <w:szCs w:val="40"/>
+                <w:lang w:val="it-IT"/>
               </w:rPr>
               <w:t>å</w:t>
             </w:r>
@@ -846,6 +844,7 @@
                 <w:rFonts w:ascii="BRH Devanagari Extra" w:hAnsi="BRH Devanagari Extra" w:cs="BRH Devanagari Extra"/>
                 <w:sz w:val="40"/>
                 <w:szCs w:val="40"/>
+                <w:lang w:val="it-IT"/>
               </w:rPr>
               <w:t>irÉÉÿ - ™irÉþ |</w:t>
             </w:r>
@@ -866,13 +865,15 @@
                 <w:rFonts w:ascii="BRH Devanagari Extra" w:hAnsi="BRH Devanagari Extra" w:cs="BRH Devanagari Extra"/>
                 <w:sz w:val="40"/>
                 <w:szCs w:val="40"/>
-              </w:rPr>
-            </w:pPr>
-            <w:r>
-              <w:rPr>
-                <w:rFonts w:ascii="BRH Devanagari Extra" w:hAnsi="BRH Devanagari Extra" w:cs="BRH Devanagari Extra"/>
-                <w:sz w:val="40"/>
-                <w:szCs w:val="40"/>
+                <w:lang w:val="it-IT"/>
+              </w:rPr>
+            </w:pPr>
+            <w:r>
+              <w:rPr>
+                <w:rFonts w:ascii="BRH Devanagari Extra" w:hAnsi="BRH Devanagari Extra" w:cs="BRH Devanagari Extra"/>
+                <w:sz w:val="40"/>
+                <w:szCs w:val="40"/>
+                <w:lang w:val="it-IT"/>
               </w:rPr>
               <w:t>AÉ</w:t>
             </w:r>
@@ -882,14 +883,16 @@
                 <w:b/>
                 <w:sz w:val="32"/>
                 <w:szCs w:val="40"/>
-              </w:rPr>
-              <w:t>–</w:t>
-            </w:r>
-            <w:r>
-              <w:rPr>
-                <w:rFonts w:ascii="BRH Devanagari Extra" w:hAnsi="BRH Devanagari Extra" w:cs="BRH Devanagari Extra"/>
-                <w:sz w:val="40"/>
-                <w:szCs w:val="40"/>
+                <w:lang w:val="it-IT"/>
+              </w:rPr>
+              <w:t>–</w:t>
+            </w:r>
+            <w:r>
+              <w:rPr>
+                <w:rFonts w:ascii="BRH Devanagari Extra" w:hAnsi="BRH Devanagari Extra" w:cs="BRH Devanagari Extra"/>
+                <w:sz w:val="40"/>
+                <w:szCs w:val="40"/>
+                <w:lang w:val="it-IT"/>
               </w:rPr>
               <w:t>™irÉ</w:t>
             </w:r>
@@ -899,14 +902,16 @@
                 <w:b/>
                 <w:sz w:val="32"/>
                 <w:szCs w:val="40"/>
-              </w:rPr>
-              <w:t>–</w:t>
-            </w:r>
-            <w:r>
-              <w:rPr>
-                <w:rFonts w:ascii="BRH Devanagari Extra" w:hAnsi="BRH Devanagari Extra" w:cs="BRH Devanagari Extra"/>
-                <w:sz w:val="40"/>
-                <w:szCs w:val="40"/>
+                <w:lang w:val="it-IT"/>
+              </w:rPr>
+              <w:t>–</w:t>
+            </w:r>
+            <w:r>
+              <w:rPr>
+                <w:rFonts w:ascii="BRH Devanagari Extra" w:hAnsi="BRH Devanagari Extra" w:cs="BRH Devanagari Extra"/>
+                <w:sz w:val="40"/>
+                <w:szCs w:val="40"/>
+                <w:lang w:val="it-IT"/>
               </w:rPr>
               <w:t xml:space="preserve"> mÉë | AÉ</w:t>
             </w:r>
@@ -916,14 +921,16 @@
                 <w:b/>
                 <w:sz w:val="32"/>
                 <w:szCs w:val="40"/>
-              </w:rPr>
-              <w:t>–</w:t>
-            </w:r>
-            <w:r>
-              <w:rPr>
-                <w:rFonts w:ascii="BRH Devanagari Extra" w:hAnsi="BRH Devanagari Extra" w:cs="BRH Devanagari Extra"/>
-                <w:sz w:val="40"/>
-                <w:szCs w:val="40"/>
+                <w:lang w:val="it-IT"/>
+              </w:rPr>
+              <w:t>–</w:t>
+            </w:r>
+            <w:r>
+              <w:rPr>
+                <w:rFonts w:ascii="BRH Devanagari Extra" w:hAnsi="BRH Devanagari Extra" w:cs="BRH Devanagari Extra"/>
+                <w:sz w:val="40"/>
+                <w:szCs w:val="40"/>
+                <w:lang w:val="it-IT"/>
               </w:rPr>
               <w:t>™</w:t>
             </w:r>
@@ -933,6 +940,7 @@
                 <w:sz w:val="40"/>
                 <w:szCs w:val="40"/>
                 <w:highlight w:val="green"/>
+                <w:lang w:val="it-IT"/>
               </w:rPr>
               <w:t>ir</w:t>
             </w:r>
@@ -941,6 +949,7 @@
                 <w:rFonts w:ascii="BRH Devanagari Extra" w:hAnsi="BRH Devanagari Extra" w:cs="BRH Devanagari Extra"/>
                 <w:sz w:val="40"/>
                 <w:szCs w:val="40"/>
+                <w:lang w:val="it-IT"/>
               </w:rPr>
               <w:t>É</w:t>
             </w:r>
@@ -949,6 +958,7 @@
                 <w:rFonts w:ascii="BRH Devanagari RN" w:hAnsi="BRH Devanagari RN" w:cs="BRH Devanagari Extra"/>
                 <w:sz w:val="40"/>
                 <w:szCs w:val="40"/>
+                <w:lang w:val="it-IT"/>
               </w:rPr>
               <w:t>å</w:t>
             </w:r>
@@ -957,6 +967,7 @@
                 <w:rFonts w:ascii="BRH Devanagari Extra" w:hAnsi="BRH Devanagari Extra" w:cs="BRH Devanagari Extra"/>
                 <w:sz w:val="40"/>
                 <w:szCs w:val="40"/>
+                <w:lang w:val="it-IT"/>
               </w:rPr>
               <w:t>irÉÉÿ - ™irÉþ |</w:t>
             </w:r>
@@ -1652,9 +1663,6 @@
     </w:tbl>
     <w:p>
       <w:pPr>
-        <w:pBdr>
-          <w:bottom w:val="double" w:sz="6" w:space="1" w:color="auto"/>
-        </w:pBdr>
         <w:jc w:val="center"/>
         <w:rPr>
           <w:b/>
@@ -1664,10 +1672,7 @@
           <w:u w:val="single"/>
         </w:rPr>
       </w:pPr>
-    </w:p>
-    <w:p>
-      <w:pPr>
-        <w:jc w:val="center"/>
+      <w:r>
         <w:rPr>
           <w:b/>
           <w:bCs/>
@@ -1675,7 +1680,8 @@
           <w:szCs w:val="32"/>
           <w:u w:val="single"/>
         </w:rPr>
-      </w:pPr>
+        <w:t>==============</w:t>
+      </w:r>
     </w:p>
     <w:p>
       <w:pPr>
@@ -1696,6 +1702,7 @@
           <w:szCs w:val="32"/>
           <w:u w:val="single"/>
         </w:rPr>
+        <w:lastRenderedPageBreak/>
         <w:t xml:space="preserve">TS </w:t>
       </w:r>
       <w:r>
@@ -3533,7 +3540,6 @@
                 <w:sz w:val="28"/>
                 <w:szCs w:val="32"/>
               </w:rPr>
-              <w:lastRenderedPageBreak/>
               <w:t>T.S.6.5.7.1 – Kramam</w:t>
             </w:r>
           </w:p>
@@ -3939,6 +3945,7 @@
                 <w:sz w:val="28"/>
                 <w:szCs w:val="32"/>
               </w:rPr>
+              <w:lastRenderedPageBreak/>
               <w:t>T.S.6.5.7.2 – Kramam</w:t>
             </w:r>
           </w:p>
@@ -6334,7 +6341,6 @@
                 <w:sz w:val="28"/>
                 <w:szCs w:val="32"/>
               </w:rPr>
-              <w:lastRenderedPageBreak/>
               <w:t>T.S.6.5.8.5 – Kramam</w:t>
             </w:r>
           </w:p>
@@ -6851,6 +6857,7 @@
                 <w:sz w:val="28"/>
                 <w:szCs w:val="32"/>
               </w:rPr>
+              <w:lastRenderedPageBreak/>
               <w:t>T.S.6.5.9.4 – Kramam</w:t>
             </w:r>
           </w:p>
